--- a/docs/content/quarto/quarto_lecture.docx
+++ b/docs/content/quarto/quarto_lecture.docx
@@ -7,7 +7,7 @@
         <w:pStyle w:val="Title"/>
       </w:pPr>
       <w:r>
-        <w:t xml:space="preserve">Lecture 05 — From Script to Report</w:t>
+        <w:t xml:space="preserve">Lecture 07 — From Script to Report</w:t>
       </w:r>
     </w:p>
     <w:p>
@@ -31,16 +31,16 @@
         <w:pStyle w:val="Date"/>
       </w:pPr>
       <w:r>
-        <w:t xml:space="preserve">2026-07-05</w:t>
-      </w:r>
-    </w:p>
-    <w:bookmarkStart w:id="12" w:name="where-we-left-off-lecture-04"/>
+        <w:t xml:space="preserve">2026-08-27</w:t>
+      </w:r>
+    </w:p>
+    <w:bookmarkStart w:id="12" w:name="where-we-left-off-lectures-0506"/>
     <w:p>
       <w:pPr>
         <w:pStyle w:val="Heading1"/>
       </w:pPr>
       <w:r>
-        <w:t xml:space="preserve">Where we left off (Lecture 04)</w:t>
+        <w:t xml:space="preserve">Where we left off (Lectures 05–06)</w:t>
       </w:r>
     </w:p>
     <w:p>
@@ -169,35 +169,13 @@
           <w:b/>
           <w:bCs/>
         </w:rPr>
-        <w:t xml:space="preserve">Welch’s t-test</w:t>
-      </w:r>
-      <w:r>
-        <w:t xml:space="preserve"> </w:t>
-      </w:r>
-      <w:r>
-        <w:t xml:space="preserve">— shady leaves significantly heavier than sunny</w:t>
-      </w:r>
-    </w:p>
-    <w:p>
-      <w:pPr>
-        <w:pStyle w:val="Compact"/>
-        <w:numPr>
-          <w:ilvl w:val="0"/>
-          <w:numId w:val="1001"/>
-        </w:numPr>
-      </w:pPr>
-      <w:r>
-        <w:rPr>
-          <w:b/>
-          <w:bCs/>
-        </w:rPr>
         <w:t xml:space="preserve">Figures</w:t>
       </w:r>
       <w:r>
         <w:t xml:space="preserve"> </w:t>
       </w:r>
       <w:r>
-        <w:t xml:space="preserve">— boxplots and mean ± SE, saved as PNG</w:t>
+        <w:t xml:space="preserve">— boxplots and mean ± SE plots, saved as PNG (GGPlot I)</w:t>
       </w:r>
     </w:p>
     <w:p>
@@ -350,7 +328,7 @@
                 <w:b/>
                 <w:bCs/>
               </w:rPr>
-              <w:t xml:space="preserve">✅ Key idea from Lecture 04</w:t>
+              <w:t xml:space="preserve">✅ Key idea from Lecture 06</w:t>
             </w:r>
           </w:p>
           <w:p>
@@ -361,7 +339,7 @@
               <w:spacing w:after="16"/>
             </w:pPr>
             <w:r>
-              <w:t xml:space="preserve">You now have a complete analysis and a real result. Today we turn that pile of code into a</w:t>
+              <w:t xml:space="preserve">You now have a complete descriptive analysis of the leaf data. Today we turn that pile of code into a</w:t>
             </w:r>
             <w:r>
               <w:t xml:space="preserve"> </w:t>
@@ -374,7 +352,10 @@
               <w:t xml:space="preserve">report a human can read</w:t>
             </w:r>
             <w:r>
-              <w:t xml:space="preserve">.</w:t>
+              <w:t xml:space="preserve"> </w:t>
+            </w:r>
+            <w:r>
+              <w:t xml:space="preserve">— before we even get to formal hypothesis testing.</w:t>
             </w:r>
           </w:p>
           <w:p/>
@@ -2488,7 +2469,7 @@
               <w:spacing w:after="16"/>
             </w:pPr>
             <w:r>
-              <w:t xml:space="preserve">Imagine a reviewer finds one bad leaf measurement. With Quarto the fix is: delete the row, press Render. Done.</w:t>
+              <w:t xml:space="preserve">Imagine a reviewer finds one bad leaf measurement. With Quarto the fix is: delete the row, then press Render — every table, figure, and sentence downstream updates to match.</w:t>
             </w:r>
           </w:p>
           <w:p/>
@@ -2497,14 +2478,14 @@
     </w:tbl>
     <w:p>
       <w:pPr>
-        <w:pStyle w:val="BodyText"/>
+        <w:pStyle w:val="CaptionedFigure"/>
       </w:pPr>
       <w:r>
         <w:drawing>
           <wp:inline>
             <wp:extent cx="3302000" cy="1879600"/>
             <wp:effectExtent b="0" l="0" r="0" t="0"/>
-            <wp:docPr descr="" title="" id="41" name="Picture"/>
+            <wp:docPr descr="Diagram of the pipe operator: tree_df flows down into filter(side == “sunny”), then flows down into summary(), read as “take tree_df, then filter, then summarise.”" title="" id="41" name="Picture"/>
             <a:graphic>
               <a:graphicData uri="http://schemas.openxmlformats.org/drawingml/2006/picture">
                 <pic:pic>
@@ -2540,6 +2521,29 @@
             </a:graphic>
           </wp:inline>
         </w:drawing>
+      </w:r>
+    </w:p>
+    <w:p>
+      <w:pPr>
+        <w:pStyle w:val="ImageCaption"/>
+      </w:pPr>
+      <w:r>
+        <w:t xml:space="preserve">Diagram of the pipe operator: tree_df flows down into filter(side ==</w:t>
+      </w:r>
+      <w:r>
+        <w:t xml:space="preserve"> </w:t>
+      </w:r>
+      <w:r>
+        <w:t xml:space="preserve">“sunny”</w:t>
+      </w:r>
+      <w:r>
+        <w:t xml:space="preserve">), then flows down into summary(), read as</w:t>
+      </w:r>
+      <w:r>
+        <w:t xml:space="preserve"> </w:t>
+      </w:r>
+      <w:r>
+        <w:t xml:space="preserve">“take tree_df, then filter, then summarise.”</w:t>
       </w:r>
     </w:p>
     <w:tbl>
@@ -2689,6 +2693,18 @@
         <w:pStyle w:val="FirstParagraph"/>
       </w:pPr>
       <w:r>
+        <w:rPr>
+          <w:b/>
+          <w:bCs/>
+        </w:rPr>
+        <w:t xml:space="preserve">🛑 Do Activity Step 1 now</w:t>
+      </w:r>
+    </w:p>
+    <w:p>
+      <w:pPr>
+        <w:pStyle w:val="BodyText"/>
+      </w:pPr>
+      <w:r>
         <w:t xml:space="preserve">Open</w:t>
       </w:r>
       <w:r>
@@ -6033,23 +6049,7 @@
               <w:t xml:space="preserve">”</w:t>
             </w:r>
             <w:r>
-              <w:t xml:space="preserve">. Learning to</w:t>
-            </w:r>
-            <w:r>
-              <w:t xml:space="preserve"> </w:t>
-            </w:r>
-            <w:r>
-              <w:rPr>
-                <w:i/>
-                <w:iCs/>
-              </w:rPr>
-              <w:t xml:space="preserve">read</w:t>
-            </w:r>
-            <w:r>
-              <w:t xml:space="preserve"> </w:t>
-            </w:r>
-            <w:r>
-              <w:t xml:space="preserve">that message is the whole skill. When it happens to you, you’ll go straight to the repeated name.</w:t>
+              <w:t xml:space="preserve">. Once you know to read the error for the chunk name, you’ll go straight to the repeated label instead of guessing.</w:t>
             </w:r>
           </w:p>
           <w:p/>
@@ -6069,6 +6069,18 @@
     <w:p>
       <w:pPr>
         <w:pStyle w:val="FirstParagraph"/>
+      </w:pPr>
+      <w:r>
+        <w:rPr>
+          <w:b/>
+          <w:bCs/>
+        </w:rPr>
+        <w:t xml:space="preserve">🛑 Do Activity Steps 2–4 now</w:t>
+      </w:r>
+    </w:p>
+    <w:p>
+      <w:pPr>
+        <w:pStyle w:val="BodyText"/>
       </w:pPr>
       <w:r>
         <w:t xml:space="preserve">Type the YAML by hand (spaces, not tabs), add a heading and bullets in Markdown, and create two uniquely named chunks. Predict what each renders before you press Render.</w:t>
@@ -7088,7 +7100,7 @@
               <w:spacing w:after="16"/>
             </w:pPr>
             <w:r>
-              <w:t xml:space="preserve">This is the magic of Quarto: your</w:t>
+              <w:t xml:space="preserve">This is why inline code is worth the syntax: your</w:t>
             </w:r>
             <w:r>
               <w:t xml:space="preserve"> </w:t>
@@ -7117,7 +7129,10 @@
               <w:t xml:space="preserve">data</w:t>
             </w:r>
             <w:r>
-              <w:t xml:space="preserve">, automatically.</w:t>
+              <w:t xml:space="preserve"> </w:t>
+            </w:r>
+            <w:r>
+              <w:t xml:space="preserve">without you retyping a single number.</w:t>
             </w:r>
           </w:p>
           <w:p/>
@@ -7286,6 +7301,18 @@
         <w:pStyle w:val="FirstParagraph"/>
       </w:pPr>
       <w:r>
+        <w:rPr>
+          <w:b/>
+          <w:bCs/>
+        </w:rPr>
+        <w:t xml:space="preserve">🛑 Do Activity Step 5 now</w:t>
+      </w:r>
+    </w:p>
+    <w:p>
+      <w:pPr>
+        <w:pStyle w:val="BodyText"/>
+      </w:pPr>
+      <w:r>
         <w:t xml:space="preserve">Compute a group mean, then insert it into a sentence with inline code. Predict the number that will appear before you Render.</w:t>
       </w:r>
     </w:p>
@@ -8940,6 +8967,18 @@
         <w:pStyle w:val="FirstParagraph"/>
       </w:pPr>
       <w:r>
+        <w:rPr>
+          <w:b/>
+          <w:bCs/>
+        </w:rPr>
+        <w:t xml:space="preserve">🛑 Do Activity Steps 6–7 now</w:t>
+      </w:r>
+    </w:p>
+    <w:p>
+      <w:pPr>
+        <w:pStyle w:val="BodyText"/>
+      </w:pPr>
+      <w:r>
         <w:t xml:space="preserve">Upgrade the YAML for a TOC and numbered sections, copy in the template’s table and figure, then render to Word, HTML, and PowerPoint.</w:t>
       </w:r>
     </w:p>
@@ -9277,7 +9316,7 @@
               <w:spacing w:after="16"/>
             </w:pPr>
             <w:r>
-              <w:t xml:space="preserve">Open the activity template, drop in your Lecture 04 t-test, and render it to Word.</w:t>
+              <w:t xml:space="preserve">Open the activity template, drop in your Lecture 06 summary statistics, and render it to Word.</w:t>
             </w:r>
           </w:p>
           <w:p/>
@@ -9421,7 +9460,7 @@
               <w:t xml:space="preserve">reproducible report</w:t>
             </w:r>
             <w:r>
-              <w:t xml:space="preserve">. From here on, every analysis can be a document that rebuilds itself.</w:t>
+              <w:t xml:space="preserve">. From here on, every analysis can be a document that rebuilds itself — including the t-test you’ll run in Lecture 09.</w:t>
             </w:r>
           </w:p>
           <w:p/>
@@ -9437,7 +9476,7 @@
           <w:b/>
           <w:bCs/>
         </w:rPr>
-        <w:t xml:space="preserve">Up next — Lecture 06:</w:t>
+        <w:t xml:space="preserve">Up next — Lecture 08 (Flex/Catch-up), then Lecture 09:</w:t>
       </w:r>
     </w:p>
     <w:p>
@@ -9449,16 +9488,7 @@
         </w:numPr>
       </w:pPr>
       <w:r>
-        <w:t xml:space="preserve">Linear regression with</w:t>
-      </w:r>
-      <w:r>
-        <w:t xml:space="preserve"> </w:t>
-      </w:r>
-      <w:r>
-        <w:rPr>
-          <w:rStyle w:val="VerbatimChar"/>
-        </w:rPr>
-        <w:t xml:space="preserve">lm()</w:t>
+        <w:t xml:space="preserve">The two-sample t-test — formally testing our leaf hypothesis</w:t>
       </w:r>
     </w:p>
     <w:p>

--- a/docs/content/quarto/quarto_lecture.docx
+++ b/docs/content/quarto/quarto_lecture.docx
@@ -31,7 +31,7 @@
         <w:pStyle w:val="Date"/>
       </w:pPr>
       <w:r>
-        <w:t xml:space="preserve">2026-08-27</w:t>
+        <w:t xml:space="preserve">2026-09-01</w:t>
       </w:r>
     </w:p>
     <w:bookmarkStart w:id="12" w:name="where-we-left-off-lectures-0506"/>

--- a/docs/content/quarto/quarto_lecture.docx
+++ b/docs/content/quarto/quarto_lecture.docx
@@ -31,7 +31,7 @@
         <w:pStyle w:val="Date"/>
       </w:pPr>
       <w:r>
-        <w:t xml:space="preserve">2026-09-01</w:t>
+        <w:t xml:space="preserve">2026-09-03</w:t>
       </w:r>
     </w:p>
     <w:bookmarkStart w:id="12" w:name="where-we-left-off-lectures-0506"/>

--- a/docs/content/quarto/quarto_lecture.docx
+++ b/docs/content/quarto/quarto_lecture.docx
@@ -11122,8 +11122,8 @@
       <w:rFonts w:asciiTheme="majorHAnsi" w:cstheme="majorBidi" w:eastAsiaTheme="majorEastAsia" w:hAnsiTheme="majorHAnsi"/>
       <w:spacing w:val="-10"/>
       <w:kern w:val="28"/>
-      <w:sz w:val="56"/>
-      <w:szCs w:val="56"/>
+      <w:sz w:val="40"/>
+      <w:szCs w:val="40"/>
     </w:rPr>
   </w:style>
   <w:style w:customStyle="1" w:styleId="TitleChar" w:type="character">
@@ -11136,8 +11136,8 @@
       <w:rFonts w:asciiTheme="majorHAnsi" w:cstheme="majorBidi" w:eastAsiaTheme="majorEastAsia" w:hAnsiTheme="majorHAnsi"/>
       <w:spacing w:val="-10"/>
       <w:kern w:val="28"/>
-      <w:sz w:val="56"/>
-      <w:szCs w:val="56"/>
+      <w:sz w:val="40"/>
+      <w:szCs w:val="40"/>
     </w:rPr>
   </w:style>
   <w:style w:styleId="Subtitle" w:type="paragraph">

--- a/docs/content/quarto/quarto_lecture.docx
+++ b/docs/content/quarto/quarto_lecture.docx
@@ -31,7 +31,7 @@
         <w:pStyle w:val="Date"/>
       </w:pPr>
       <w:r>
-        <w:t xml:space="preserve">2026-09-03</w:t>
+        <w:t xml:space="preserve">2026-09-04</w:t>
       </w:r>
     </w:p>
     <w:bookmarkStart w:id="12" w:name="where-we-left-off-lectures-0506"/>
